--- a/Proyecto Integrador nivel II.docx
+++ b/Proyecto Integrador nivel II.docx
@@ -153,7 +153,27 @@
           <w:sz w:val="24"/>
           <w:szCs w:val="24"/>
         </w:rPr>
-        <w:t>Back end I</w:t>
+        <w:t xml:space="preserve">Back </w:t>
+      </w:r>
+      <w:proofErr w:type="spellStart"/>
+      <w:r>
+        <w:rPr>
+          <w:b/>
+          <w:bCs/>
+          <w:sz w:val="24"/>
+          <w:szCs w:val="24"/>
+        </w:rPr>
+        <w:t>end</w:t>
+      </w:r>
+      <w:proofErr w:type="spellEnd"/>
+      <w:r>
+        <w:rPr>
+          <w:b/>
+          <w:bCs/>
+          <w:sz w:val="24"/>
+          <w:szCs w:val="24"/>
+        </w:rPr>
+        <w:t xml:space="preserve"> I</w:t>
       </w:r>
     </w:p>
     <w:p>
@@ -281,8 +301,17 @@
           <w:sz w:val="24"/>
           <w:szCs w:val="24"/>
         </w:rPr>
-        <w:t>Incluidos métodos, getter</w:t>
-      </w:r>
+        <w:t xml:space="preserve">Incluidos métodos, </w:t>
+      </w:r>
+      <w:proofErr w:type="spellStart"/>
+      <w:r>
+        <w:rPr>
+          <w:sz w:val="24"/>
+          <w:szCs w:val="24"/>
+        </w:rPr>
+        <w:t>getter</w:t>
+      </w:r>
+      <w:proofErr w:type="spellEnd"/>
       <w:r>
         <w:rPr>
           <w:sz w:val="24"/>
@@ -386,6 +415,16 @@
     <w:p>
       <w:pPr>
         <w:spacing w:after="0"/>
+        <w:jc w:val="both"/>
+        <w:rPr>
+          <w:sz w:val="24"/>
+          <w:szCs w:val="24"/>
+        </w:rPr>
+      </w:pPr>
+    </w:p>
+    <w:p>
+      <w:pPr>
+        <w:spacing w:after="0"/>
         <w:rPr>
           <w:b/>
           <w:bCs/>
@@ -393,17 +432,51 @@
           <w:szCs w:val="24"/>
         </w:rPr>
       </w:pPr>
+      <w:r>
+        <w:rPr>
+          <w:b/>
+          <w:bCs/>
+          <w:sz w:val="24"/>
+          <w:szCs w:val="24"/>
+        </w:rPr>
+        <w:t>Momento 2:</w:t>
+      </w:r>
+      <w:r>
+        <w:rPr>
+          <w:b/>
+          <w:bCs/>
+          <w:sz w:val="24"/>
+          <w:szCs w:val="24"/>
+        </w:rPr>
+        <w:t xml:space="preserve"> </w:t>
+      </w:r>
+      <w:r>
+        <w:rPr>
+          <w:b/>
+          <w:bCs/>
+          <w:sz w:val="24"/>
+          <w:szCs w:val="24"/>
+        </w:rPr>
+        <w:t>Refactorizar la aplicación y especializarla:</w:t>
+      </w:r>
     </w:p>
     <w:p>
       <w:pPr>
         <w:spacing w:after="0"/>
         <w:rPr>
+          <w:sz w:val="24"/>
+          <w:szCs w:val="24"/>
+        </w:rPr>
+      </w:pPr>
+      <w:r>
+        <w:rPr>
           <w:b/>
           <w:bCs/>
           <w:sz w:val="24"/>
           <w:szCs w:val="24"/>
         </w:rPr>
-      </w:pPr>
+        <w:t>Aplicación de Herencia:</w:t>
+      </w:r>
       <w:r>
         <w:rPr>
           <w:b/>
@@ -411,8 +484,65 @@
           <w:sz w:val="24"/>
           <w:szCs w:val="24"/>
         </w:rPr>
-        <w:t>Momento 2:</w:t>
-      </w:r>
+        <w:t xml:space="preserve"> </w:t>
+      </w:r>
+      <w:proofErr w:type="gramStart"/>
+      <w:r>
+        <w:rPr>
+          <w:sz w:val="24"/>
+          <w:szCs w:val="24"/>
+        </w:rPr>
+        <w:t>Aplicar  en</w:t>
+      </w:r>
+      <w:proofErr w:type="gramEnd"/>
+      <w:r>
+        <w:rPr>
+          <w:sz w:val="24"/>
+          <w:szCs w:val="24"/>
+        </w:rPr>
+        <w:t xml:space="preserve"> una o más clases, superclases y clases derivadas(subclases), donde se evidencia la palabra </w:t>
+      </w:r>
+      <w:proofErr w:type="spellStart"/>
+      <w:r>
+        <w:rPr>
+          <w:sz w:val="24"/>
+          <w:szCs w:val="24"/>
+        </w:rPr>
+        <w:t>extends</w:t>
+      </w:r>
+      <w:proofErr w:type="spellEnd"/>
+      <w:r>
+        <w:rPr>
+          <w:sz w:val="24"/>
+          <w:szCs w:val="24"/>
+        </w:rPr>
+        <w:t xml:space="preserve"> y la palabra </w:t>
+      </w:r>
+      <w:proofErr w:type="gramStart"/>
+      <w:r>
+        <w:rPr>
+          <w:sz w:val="24"/>
+          <w:szCs w:val="24"/>
+        </w:rPr>
+        <w:t>super(</w:t>
+      </w:r>
+      <w:proofErr w:type="gramEnd"/>
+      <w:r>
+        <w:rPr>
+          <w:sz w:val="24"/>
+          <w:szCs w:val="24"/>
+        </w:rPr>
+        <w:t>). Aquí se debería evidencia el polimorfismo</w:t>
+      </w:r>
+    </w:p>
+    <w:p>
+      <w:pPr>
+        <w:spacing w:after="0"/>
+        <w:rPr>
+          <w:sz w:val="24"/>
+          <w:szCs w:val="24"/>
+        </w:rPr>
+      </w:pPr>
       <w:r>
         <w:rPr>
           <w:b/>
@@ -420,92 +550,6 @@
           <w:sz w:val="24"/>
           <w:szCs w:val="24"/>
         </w:rPr>
-        <w:t xml:space="preserve"> </w:t>
-      </w:r>
-      <w:r>
-        <w:rPr>
-          <w:b/>
-          <w:bCs/>
-          <w:sz w:val="24"/>
-          <w:szCs w:val="24"/>
-        </w:rPr>
-        <w:t>Refactorizar la aplicación y especializarla:</w:t>
-      </w:r>
-    </w:p>
-    <w:p>
-      <w:pPr>
-        <w:spacing w:after="0"/>
-        <w:rPr>
-          <w:sz w:val="24"/>
-          <w:szCs w:val="24"/>
-        </w:rPr>
-      </w:pPr>
-      <w:r>
-        <w:rPr>
-          <w:b/>
-          <w:bCs/>
-          <w:sz w:val="24"/>
-          <w:szCs w:val="24"/>
-        </w:rPr>
-        <w:t>Aplicación de Herencia:</w:t>
-      </w:r>
-      <w:r>
-        <w:rPr>
-          <w:b/>
-          <w:bCs/>
-          <w:sz w:val="24"/>
-          <w:szCs w:val="24"/>
-        </w:rPr>
-        <w:t xml:space="preserve"> </w:t>
-      </w:r>
-      <w:proofErr w:type="gramStart"/>
-      <w:r>
-        <w:rPr>
-          <w:sz w:val="24"/>
-          <w:szCs w:val="24"/>
-        </w:rPr>
-        <w:t>Aplicar  en</w:t>
-      </w:r>
-      <w:proofErr w:type="gramEnd"/>
-      <w:r>
-        <w:rPr>
-          <w:sz w:val="24"/>
-          <w:szCs w:val="24"/>
-        </w:rPr>
-        <w:t xml:space="preserve"> una o más clases, superclases y clases derivadas(subclases), donde se evidencia la palabra extends y la palabra </w:t>
-      </w:r>
-      <w:proofErr w:type="gramStart"/>
-      <w:r>
-        <w:rPr>
-          <w:sz w:val="24"/>
-          <w:szCs w:val="24"/>
-        </w:rPr>
-        <w:t>super(</w:t>
-      </w:r>
-      <w:proofErr w:type="gramEnd"/>
-      <w:r>
-        <w:rPr>
-          <w:sz w:val="24"/>
-          <w:szCs w:val="24"/>
-        </w:rPr>
-        <w:t>). Aquí se debería evidencia el polimorfismo</w:t>
-      </w:r>
-    </w:p>
-    <w:p>
-      <w:pPr>
-        <w:spacing w:after="0"/>
-        <w:rPr>
-          <w:sz w:val="24"/>
-          <w:szCs w:val="24"/>
-        </w:rPr>
-      </w:pPr>
-      <w:r>
-        <w:rPr>
-          <w:b/>
-          <w:bCs/>
-          <w:sz w:val="24"/>
-          <w:szCs w:val="24"/>
-        </w:rPr>
         <w:t>Uso de Clases Abstractas o Interfaces:</w:t>
       </w:r>
       <w:r>
@@ -527,7 +571,23 @@
           <w:sz w:val="24"/>
           <w:szCs w:val="24"/>
         </w:rPr>
-        <w:t>, donde se evidencie la palabra implements.</w:t>
+        <w:t xml:space="preserve">, donde se evidencie la palabra </w:t>
+      </w:r>
+      <w:proofErr w:type="spellStart"/>
+      <w:r>
+        <w:rPr>
+          <w:sz w:val="24"/>
+          <w:szCs w:val="24"/>
+        </w:rPr>
+        <w:t>implements</w:t>
+      </w:r>
+      <w:proofErr w:type="spellEnd"/>
+      <w:r>
+        <w:rPr>
+          <w:sz w:val="24"/>
+          <w:szCs w:val="24"/>
+        </w:rPr>
+        <w:t>.</w:t>
       </w:r>
     </w:p>
     <w:p>

--- a/Proyecto Integrador nivel II.docx
+++ b/Proyecto Integrador nivel II.docx
@@ -259,188 +259,349 @@
     <w:p>
       <w:pPr>
         <w:spacing w:after="0"/>
-        <w:jc w:val="both"/>
-        <w:rPr>
-          <w:sz w:val="24"/>
-          <w:szCs w:val="24"/>
-        </w:rPr>
-      </w:pPr>
-      <w:r>
-        <w:rPr>
-          <w:sz w:val="24"/>
-          <w:szCs w:val="24"/>
-        </w:rPr>
-        <w:t xml:space="preserve">Creación de clases en Java para representar entidades </w:t>
-      </w:r>
-      <w:r>
-        <w:rPr>
-          <w:sz w:val="24"/>
-          <w:szCs w:val="24"/>
-        </w:rPr>
-        <w:t>(modelos) que hacen parte del proyecto elegido</w:t>
-      </w:r>
-      <w:r>
-        <w:rPr>
-          <w:sz w:val="24"/>
-          <w:szCs w:val="24"/>
-        </w:rPr>
-        <w:t>.</w:t>
+        <w:rPr>
+          <w:sz w:val="24"/>
+          <w:szCs w:val="24"/>
+        </w:rPr>
+      </w:pPr>
+      <w:r>
+        <w:rPr>
+          <w:b/>
+          <w:bCs/>
+          <w:sz w:val="24"/>
+          <w:szCs w:val="24"/>
+        </w:rPr>
+        <w:t>Objetivo:</w:t>
+      </w:r>
+      <w:r>
+        <w:rPr>
+          <w:sz w:val="24"/>
+          <w:szCs w:val="24"/>
+        </w:rPr>
+        <w:t xml:space="preserve"> Diseñar la arquitectura inicial de sus objetos y crear un sistema de almacenamiento temporal en memoria utilizando estructuras de datos.</w:t>
       </w:r>
     </w:p>
     <w:p>
       <w:pPr>
         <w:spacing w:after="0"/>
-        <w:jc w:val="both"/>
-        <w:rPr>
-          <w:sz w:val="24"/>
-          <w:szCs w:val="24"/>
-        </w:rPr>
-      </w:pPr>
-      <w:r>
-        <w:rPr>
-          <w:sz w:val="24"/>
-          <w:szCs w:val="24"/>
-        </w:rPr>
-        <w:t xml:space="preserve">Incluidos métodos, </w:t>
-      </w:r>
-      <w:proofErr w:type="spellStart"/>
-      <w:r>
-        <w:rPr>
-          <w:sz w:val="24"/>
-          <w:szCs w:val="24"/>
-        </w:rPr>
-        <w:t>getter</w:t>
-      </w:r>
-      <w:proofErr w:type="spellEnd"/>
-      <w:r>
-        <w:rPr>
-          <w:sz w:val="24"/>
-          <w:szCs w:val="24"/>
-        </w:rPr>
-        <w:t xml:space="preserve">, </w:t>
-      </w:r>
-      <w:r>
-        <w:rPr>
-          <w:sz w:val="24"/>
-          <w:szCs w:val="24"/>
-        </w:rPr>
-        <w:t>setter</w:t>
-      </w:r>
-      <w:r>
-        <w:rPr>
-          <w:sz w:val="24"/>
-          <w:szCs w:val="24"/>
-        </w:rPr>
-        <w:t xml:space="preserve"> y constructores</w:t>
-      </w:r>
-      <w:r>
-        <w:rPr>
-          <w:sz w:val="24"/>
-          <w:szCs w:val="24"/>
-        </w:rPr>
-        <w:t xml:space="preserve">. </w:t>
+        <w:rPr>
+          <w:sz w:val="24"/>
+          <w:szCs w:val="24"/>
+        </w:rPr>
+      </w:pPr>
+      <w:r>
+        <w:rPr>
+          <w:b/>
+          <w:bCs/>
+          <w:sz w:val="24"/>
+          <w:szCs w:val="24"/>
+        </w:rPr>
+        <w:t>Entregables esperados:</w:t>
       </w:r>
     </w:p>
     <w:p>
       <w:pPr>
+        <w:numPr>
+          <w:ilvl w:val="0"/>
+          <w:numId w:val="20"/>
+        </w:numPr>
         <w:spacing w:after="0"/>
-        <w:jc w:val="both"/>
-        <w:rPr>
-          <w:sz w:val="24"/>
-          <w:szCs w:val="24"/>
-        </w:rPr>
-      </w:pPr>
-      <w:r>
-        <w:rPr>
-          <w:sz w:val="24"/>
-          <w:szCs w:val="24"/>
-        </w:rPr>
-        <w:t>I</w:t>
-      </w:r>
-      <w:r>
-        <w:rPr>
-          <w:sz w:val="24"/>
-          <w:szCs w:val="24"/>
-        </w:rPr>
-        <w:t xml:space="preserve">nclusión de </w:t>
-      </w:r>
-      <w:r>
-        <w:rPr>
-          <w:sz w:val="24"/>
-          <w:szCs w:val="24"/>
-        </w:rPr>
-        <w:t xml:space="preserve">2 </w:t>
-      </w:r>
-      <w:r>
-        <w:rPr>
-          <w:sz w:val="24"/>
-          <w:szCs w:val="24"/>
-        </w:rPr>
-        <w:t>métodos con procesos temporales.</w:t>
+        <w:rPr>
+          <w:sz w:val="24"/>
+          <w:szCs w:val="24"/>
+        </w:rPr>
+      </w:pPr>
+      <w:r>
+        <w:rPr>
+          <w:b/>
+          <w:bCs/>
+          <w:sz w:val="24"/>
+          <w:szCs w:val="24"/>
+        </w:rPr>
+        <w:t>Diagrama de Clases (UML):</w:t>
+      </w:r>
+      <w:r>
+        <w:rPr>
+          <w:sz w:val="24"/>
+          <w:szCs w:val="24"/>
+        </w:rPr>
+        <w:t xml:space="preserve"> Un diagrama visual que represente las entidades de su proyecto. Debe mostrar claramente los atributos (privados) y los métodos (públicos) de cada clase. 2. </w:t>
+      </w:r>
+      <w:r>
+        <w:rPr>
+          <w:b/>
+          <w:bCs/>
+          <w:sz w:val="24"/>
+          <w:szCs w:val="24"/>
+        </w:rPr>
+        <w:t>Código Fuente (Estructura POO):</w:t>
+      </w:r>
+      <w:r>
+        <w:rPr>
+          <w:sz w:val="24"/>
+          <w:szCs w:val="24"/>
+        </w:rPr>
+        <w:t xml:space="preserve"> El código Java que implementa su diagrama UML.</w:t>
       </w:r>
     </w:p>
     <w:p>
       <w:pPr>
+        <w:numPr>
+          <w:ilvl w:val="1"/>
+          <w:numId w:val="20"/>
+        </w:numPr>
         <w:spacing w:after="0"/>
-        <w:jc w:val="both"/>
-        <w:rPr>
-          <w:sz w:val="24"/>
-          <w:szCs w:val="24"/>
-        </w:rPr>
-      </w:pPr>
-      <w:r>
-        <w:rPr>
-          <w:sz w:val="24"/>
-          <w:szCs w:val="24"/>
-        </w:rPr>
-        <w:t xml:space="preserve">Incluir en </w:t>
-      </w:r>
-      <w:proofErr w:type="gramStart"/>
-      <w:r>
-        <w:rPr>
-          <w:sz w:val="24"/>
-          <w:szCs w:val="24"/>
-        </w:rPr>
-        <w:t>un setter validaciones</w:t>
-      </w:r>
-      <w:proofErr w:type="gramEnd"/>
-      <w:r>
-        <w:rPr>
-          <w:sz w:val="24"/>
-          <w:szCs w:val="24"/>
-        </w:rPr>
-        <w:t>.</w:t>
+        <w:rPr>
+          <w:sz w:val="24"/>
+          <w:szCs w:val="24"/>
+        </w:rPr>
+      </w:pPr>
+      <w:r>
+        <w:rPr>
+          <w:i/>
+          <w:iCs/>
+          <w:sz w:val="24"/>
+          <w:szCs w:val="24"/>
+        </w:rPr>
+        <w:t>Requisito:</w:t>
+      </w:r>
+      <w:r>
+        <w:rPr>
+          <w:sz w:val="24"/>
+          <w:szCs w:val="24"/>
+        </w:rPr>
+        <w:t xml:space="preserve"> Aplicar estrictamente los conceptos vistos en las semanas 4 y 5. Sus clases deben usar modificadores de acceso correctos, constructores sobrecargados, y métodos </w:t>
+      </w:r>
+      <w:proofErr w:type="spellStart"/>
+      <w:r>
+        <w:rPr>
+          <w:i/>
+          <w:iCs/>
+          <w:sz w:val="24"/>
+          <w:szCs w:val="24"/>
+        </w:rPr>
+        <w:t>Getters</w:t>
+      </w:r>
+      <w:proofErr w:type="spellEnd"/>
+      <w:r>
+        <w:rPr>
+          <w:sz w:val="24"/>
+          <w:szCs w:val="24"/>
+        </w:rPr>
+        <w:t xml:space="preserve"> y </w:t>
+      </w:r>
+      <w:r>
+        <w:rPr>
+          <w:i/>
+          <w:iCs/>
+          <w:sz w:val="24"/>
+          <w:szCs w:val="24"/>
+        </w:rPr>
+        <w:t>Setters</w:t>
+      </w:r>
+      <w:r>
+        <w:rPr>
+          <w:sz w:val="24"/>
+          <w:szCs w:val="24"/>
+        </w:rPr>
+        <w:t xml:space="preserve"> con validaciones básicas (ej. que no se pueda registrar un empleado con edad negativa).</w:t>
       </w:r>
     </w:p>
     <w:p>
       <w:pPr>
+        <w:numPr>
+          <w:ilvl w:val="0"/>
+          <w:numId w:val="20"/>
+        </w:numPr>
         <w:spacing w:after="0"/>
-        <w:jc w:val="both"/>
-        <w:rPr>
-          <w:sz w:val="24"/>
-          <w:szCs w:val="24"/>
-        </w:rPr>
-      </w:pPr>
+        <w:rPr>
+          <w:sz w:val="24"/>
+          <w:szCs w:val="24"/>
+        </w:rPr>
+      </w:pPr>
+      <w:r>
+        <w:rPr>
+          <w:b/>
+          <w:bCs/>
+          <w:sz w:val="24"/>
+          <w:szCs w:val="24"/>
+        </w:rPr>
+        <w:t>Gestión de Datos (Colecciones):</w:t>
+      </w:r>
+      <w:r>
+        <w:rPr>
+          <w:sz w:val="24"/>
+          <w:szCs w:val="24"/>
+        </w:rPr>
+        <w:t xml:space="preserve"> Deben utilizar Listas (</w:t>
+      </w:r>
+      <w:proofErr w:type="spellStart"/>
+      <w:r>
+        <w:rPr>
+          <w:sz w:val="24"/>
+          <w:szCs w:val="24"/>
+        </w:rPr>
+        <w:t>ArrayList</w:t>
+      </w:r>
+      <w:proofErr w:type="spellEnd"/>
+      <w:r>
+        <w:rPr>
+          <w:sz w:val="24"/>
+          <w:szCs w:val="24"/>
+        </w:rPr>
+        <w:t>) o Mapas (</w:t>
+      </w:r>
+      <w:proofErr w:type="spellStart"/>
+      <w:r>
+        <w:rPr>
+          <w:sz w:val="24"/>
+          <w:szCs w:val="24"/>
+        </w:rPr>
+        <w:t>HashMap</w:t>
+      </w:r>
+      <w:proofErr w:type="spellEnd"/>
+      <w:r>
+        <w:rPr>
+          <w:sz w:val="24"/>
+          <w:szCs w:val="24"/>
+        </w:rPr>
+        <w:t>) para almacenar la información de forma temporal, aplicando lo aprendido en las semanas 2 y 3.</w:t>
+      </w:r>
     </w:p>
     <w:p>
       <w:pPr>
+        <w:numPr>
+          <w:ilvl w:val="1"/>
+          <w:numId w:val="20"/>
+        </w:numPr>
         <w:spacing w:after="0"/>
+        <w:rPr>
+          <w:sz w:val="24"/>
+          <w:szCs w:val="24"/>
+        </w:rPr>
+      </w:pPr>
+      <w:r>
+        <w:rPr>
+          <w:i/>
+          <w:iCs/>
+          <w:sz w:val="24"/>
+          <w:szCs w:val="24"/>
+        </w:rPr>
+        <w:t>Ejemplo esperado:</w:t>
+      </w:r>
+      <w:r>
+        <w:rPr>
+          <w:sz w:val="24"/>
+          <w:szCs w:val="24"/>
+        </w:rPr>
+        <w:t xml:space="preserve"> Si su proyecto es un sistema de inventario, deben crear métodos funcionales como </w:t>
+      </w:r>
+      <w:proofErr w:type="spellStart"/>
+      <w:proofErr w:type="gramStart"/>
+      <w:r>
+        <w:rPr>
+          <w:sz w:val="24"/>
+          <w:szCs w:val="24"/>
+        </w:rPr>
+        <w:t>agregarProducto</w:t>
+      </w:r>
+      <w:proofErr w:type="spellEnd"/>
+      <w:r>
+        <w:rPr>
+          <w:sz w:val="24"/>
+          <w:szCs w:val="24"/>
+        </w:rPr>
+        <w:t>(</w:t>
+      </w:r>
+      <w:proofErr w:type="gramEnd"/>
+      <w:r>
+        <w:rPr>
+          <w:sz w:val="24"/>
+          <w:szCs w:val="24"/>
+        </w:rPr>
+        <w:t xml:space="preserve">), el cual reciba un objeto Producto y lo guarde dentro de un </w:t>
+      </w:r>
+      <w:proofErr w:type="spellStart"/>
+      <w:r>
+        <w:rPr>
+          <w:sz w:val="24"/>
+          <w:szCs w:val="24"/>
+        </w:rPr>
+        <w:t>ArrayList</w:t>
+      </w:r>
+      <w:proofErr w:type="spellEnd"/>
+      <w:r>
+        <w:rPr>
+          <w:sz w:val="24"/>
+          <w:szCs w:val="24"/>
+        </w:rPr>
+        <w:t>&lt;Producto&gt;.</w:t>
+      </w:r>
+    </w:p>
+    <w:p>
+      <w:pPr>
+        <w:numPr>
+          <w:ilvl w:val="0"/>
+          <w:numId w:val="20"/>
+        </w:numPr>
+        <w:spacing w:after="0"/>
+        <w:rPr>
+          <w:sz w:val="24"/>
+          <w:szCs w:val="24"/>
+        </w:rPr>
+      </w:pPr>
+      <w:r>
         <w:rPr>
           <w:b/>
           <w:bCs/>
           <w:sz w:val="24"/>
           <w:szCs w:val="24"/>
         </w:rPr>
-      </w:pPr>
-      <w:r>
+        <w:t>Repositorio Git:</w:t>
+      </w:r>
+      <w:r>
+        <w:rPr>
+          <w:sz w:val="24"/>
+          <w:szCs w:val="24"/>
+        </w:rPr>
+        <w:t xml:space="preserve"> Todo debe estar versionado en GitHub con </w:t>
+      </w:r>
+      <w:proofErr w:type="spellStart"/>
+      <w:r>
+        <w:rPr>
+          <w:sz w:val="24"/>
+          <w:szCs w:val="24"/>
+        </w:rPr>
+        <w:t>commits</w:t>
+      </w:r>
+      <w:proofErr w:type="spellEnd"/>
+      <w:r>
+        <w:rPr>
+          <w:sz w:val="24"/>
+          <w:szCs w:val="24"/>
+        </w:rPr>
+        <w:t xml:space="preserve"> claros.</w:t>
+      </w:r>
+    </w:p>
+    <w:p>
+      <w:pPr>
+        <w:spacing w:after="0"/>
+        <w:rPr>
+          <w:sz w:val="24"/>
+          <w:szCs w:val="24"/>
+        </w:rPr>
+      </w:pPr>
+    </w:p>
+    <w:p>
+      <w:pPr>
+        <w:spacing w:after="0"/>
         <w:rPr>
           <w:b/>
           <w:bCs/>
           <w:sz w:val="24"/>
           <w:szCs w:val="24"/>
         </w:rPr>
-        <w:t>Momento 2:</w:t>
-      </w:r>
+      </w:pPr>
       <w:r>
         <w:rPr>
           <w:b/>
@@ -448,7 +609,7 @@
           <w:sz w:val="24"/>
           <w:szCs w:val="24"/>
         </w:rPr>
-        <w:t xml:space="preserve"> </w:t>
+        <w:t>Momento 2:</w:t>
       </w:r>
       <w:r>
         <w:rPr>
@@ -457,11 +618,21 @@
           <w:sz w:val="24"/>
           <w:szCs w:val="24"/>
         </w:rPr>
+        <w:t xml:space="preserve"> </w:t>
+      </w:r>
+      <w:r>
+        <w:rPr>
+          <w:b/>
+          <w:bCs/>
+          <w:sz w:val="24"/>
+          <w:szCs w:val="24"/>
+        </w:rPr>
         <w:t>Refactorizar la aplicación y especializarla:</w:t>
       </w:r>
     </w:p>
     <w:p>
       <w:pPr>
+        <w:pStyle w:val="Prrafodelista"/>
         <w:spacing w:after="0"/>
         <w:rPr>
           <w:sz w:val="24"/>
@@ -475,8 +646,41 @@
           <w:sz w:val="24"/>
           <w:szCs w:val="24"/>
         </w:rPr>
-        <w:t>Aplicación de Herencia:</w:t>
-      </w:r>
+        <w:t>Objetivo:</w:t>
+      </w:r>
+      <w:r>
+        <w:rPr>
+          <w:sz w:val="24"/>
+          <w:szCs w:val="24"/>
+        </w:rPr>
+        <w:t xml:space="preserve"> Escalar la lógica del proyecto utilizando relaciones complejas entre objetos (Herencia y Polimorfismo) y crear una interfaz por consola que simule las peticiones que haría el </w:t>
+      </w:r>
+      <w:proofErr w:type="spellStart"/>
+      <w:r>
+        <w:rPr>
+          <w:sz w:val="24"/>
+          <w:szCs w:val="24"/>
+        </w:rPr>
+        <w:t>Frontend</w:t>
+      </w:r>
+      <w:proofErr w:type="spellEnd"/>
+      <w:r>
+        <w:rPr>
+          <w:sz w:val="24"/>
+          <w:szCs w:val="24"/>
+        </w:rPr>
+        <w:t>.</w:t>
+      </w:r>
+    </w:p>
+    <w:p>
+      <w:pPr>
+        <w:pStyle w:val="Prrafodelista"/>
+        <w:spacing w:after="0"/>
+        <w:rPr>
+          <w:sz w:val="24"/>
+          <w:szCs w:val="24"/>
+        </w:rPr>
+      </w:pPr>
       <w:r>
         <w:rPr>
           <w:b/>
@@ -484,59 +688,19 @@
           <w:sz w:val="24"/>
           <w:szCs w:val="24"/>
         </w:rPr>
-        <w:t xml:space="preserve"> </w:t>
-      </w:r>
-      <w:proofErr w:type="gramStart"/>
-      <w:r>
-        <w:rPr>
-          <w:sz w:val="24"/>
-          <w:szCs w:val="24"/>
-        </w:rPr>
-        <w:t>Aplicar  en</w:t>
-      </w:r>
-      <w:proofErr w:type="gramEnd"/>
-      <w:r>
-        <w:rPr>
-          <w:sz w:val="24"/>
-          <w:szCs w:val="24"/>
-        </w:rPr>
-        <w:t xml:space="preserve"> una o más clases, superclases y clases derivadas(subclases), donde se evidencia la palabra </w:t>
-      </w:r>
-      <w:proofErr w:type="spellStart"/>
-      <w:r>
-        <w:rPr>
-          <w:sz w:val="24"/>
-          <w:szCs w:val="24"/>
-        </w:rPr>
-        <w:t>extends</w:t>
-      </w:r>
-      <w:proofErr w:type="spellEnd"/>
-      <w:r>
-        <w:rPr>
-          <w:sz w:val="24"/>
-          <w:szCs w:val="24"/>
-        </w:rPr>
-        <w:t xml:space="preserve"> y la palabra </w:t>
-      </w:r>
-      <w:proofErr w:type="gramStart"/>
-      <w:r>
-        <w:rPr>
-          <w:sz w:val="24"/>
-          <w:szCs w:val="24"/>
-        </w:rPr>
-        <w:t>super(</w:t>
-      </w:r>
-      <w:proofErr w:type="gramEnd"/>
-      <w:r>
-        <w:rPr>
-          <w:sz w:val="24"/>
-          <w:szCs w:val="24"/>
-        </w:rPr>
-        <w:t>). Aquí se debería evidencia el polimorfismo</w:t>
+        <w:t>Condición de entrega:</w:t>
+      </w:r>
+      <w:r>
+        <w:rPr>
+          <w:sz w:val="24"/>
+          <w:szCs w:val="24"/>
+        </w:rPr>
+        <w:t xml:space="preserve"> Proyecto base de la Semana 6 con todas las correcciones aplicadas y subido a GitHub.</w:t>
       </w:r>
     </w:p>
     <w:p>
       <w:pPr>
+        <w:pStyle w:val="Prrafodelista"/>
         <w:spacing w:after="0"/>
         <w:rPr>
           <w:sz w:val="24"/>
@@ -550,28 +714,98 @@
           <w:sz w:val="24"/>
           <w:szCs w:val="24"/>
         </w:rPr>
-        <w:t>Uso de Clases Abstractas o Interfaces:</w:t>
-      </w:r>
-      <w:r>
-        <w:rPr>
-          <w:sz w:val="24"/>
-          <w:szCs w:val="24"/>
-        </w:rPr>
-        <w:t xml:space="preserve"> C</w:t>
-      </w:r>
-      <w:r>
-        <w:rPr>
-          <w:sz w:val="24"/>
-          <w:szCs w:val="24"/>
-        </w:rPr>
-        <w:t>rear al menos una clase abstracta o una interfaz para definir un "contrato" o comportamiento común</w:t>
-      </w:r>
-      <w:r>
-        <w:rPr>
-          <w:sz w:val="24"/>
-          <w:szCs w:val="24"/>
-        </w:rPr>
-        <w:t xml:space="preserve">, donde se evidencie la palabra </w:t>
+        <w:t>Entregables esperados:</w:t>
+      </w:r>
+    </w:p>
+    <w:p>
+      <w:pPr>
+        <w:pStyle w:val="Prrafodelista"/>
+        <w:numPr>
+          <w:ilvl w:val="0"/>
+          <w:numId w:val="21"/>
+        </w:numPr>
+        <w:spacing w:after="0"/>
+        <w:rPr>
+          <w:sz w:val="24"/>
+          <w:szCs w:val="24"/>
+        </w:rPr>
+      </w:pPr>
+      <w:r>
+        <w:rPr>
+          <w:b/>
+          <w:bCs/>
+          <w:sz w:val="24"/>
+          <w:szCs w:val="24"/>
+        </w:rPr>
+        <w:t>Refactorización con Clases Abstractas e Interfaces:</w:t>
+      </w:r>
+      <w:r>
+        <w:rPr>
+          <w:sz w:val="24"/>
+          <w:szCs w:val="24"/>
+        </w:rPr>
+        <w:t xml:space="preserve"> Deben reestructurar su código inicial aplicando los conceptos de las semanas 7 a 11.</w:t>
+      </w:r>
+    </w:p>
+    <w:p>
+      <w:pPr>
+        <w:pStyle w:val="Prrafodelista"/>
+        <w:numPr>
+          <w:ilvl w:val="1"/>
+          <w:numId w:val="21"/>
+        </w:numPr>
+        <w:spacing w:after="0"/>
+        <w:rPr>
+          <w:sz w:val="24"/>
+          <w:szCs w:val="24"/>
+        </w:rPr>
+      </w:pPr>
+      <w:r>
+        <w:rPr>
+          <w:i/>
+          <w:iCs/>
+          <w:sz w:val="24"/>
+          <w:szCs w:val="24"/>
+        </w:rPr>
+        <w:lastRenderedPageBreak/>
+        <w:t>Ejemplo esperado (Herencia):</w:t>
+      </w:r>
+      <w:r>
+        <w:rPr>
+          <w:sz w:val="24"/>
+          <w:szCs w:val="24"/>
+        </w:rPr>
+        <w:t xml:space="preserve"> Tener una clase abstracta Usuario de la que hereden Administrador y Cliente.</w:t>
+      </w:r>
+    </w:p>
+    <w:p>
+      <w:pPr>
+        <w:pStyle w:val="Prrafodelista"/>
+        <w:numPr>
+          <w:ilvl w:val="1"/>
+          <w:numId w:val="21"/>
+        </w:numPr>
+        <w:spacing w:after="0"/>
+        <w:rPr>
+          <w:sz w:val="24"/>
+          <w:szCs w:val="24"/>
+        </w:rPr>
+      </w:pPr>
+      <w:r>
+        <w:rPr>
+          <w:i/>
+          <w:iCs/>
+          <w:sz w:val="24"/>
+          <w:szCs w:val="24"/>
+        </w:rPr>
+        <w:t>Ejemplo esperado (Interfaces):</w:t>
+      </w:r>
+      <w:r>
+        <w:rPr>
+          <w:sz w:val="24"/>
+          <w:szCs w:val="24"/>
+        </w:rPr>
+        <w:t xml:space="preserve"> Crear una interfaz llamada </w:t>
       </w:r>
       <w:proofErr w:type="spellStart"/>
       <w:r>
@@ -579,7 +813,7 @@
           <w:sz w:val="24"/>
           <w:szCs w:val="24"/>
         </w:rPr>
-        <w:t>implements</w:t>
+        <w:t>IOperaciones</w:t>
       </w:r>
       <w:proofErr w:type="spellEnd"/>
       <w:r>
@@ -587,7 +821,151 @@
           <w:sz w:val="24"/>
           <w:szCs w:val="24"/>
         </w:rPr>
-        <w:t>.</w:t>
+        <w:t xml:space="preserve"> que obligue a sus clases gestoras a implementar los métodos </w:t>
+      </w:r>
+      <w:proofErr w:type="gramStart"/>
+      <w:r>
+        <w:rPr>
+          <w:sz w:val="24"/>
+          <w:szCs w:val="24"/>
+        </w:rPr>
+        <w:t>guardar(</w:t>
+      </w:r>
+      <w:proofErr w:type="gramEnd"/>
+      <w:r>
+        <w:rPr>
+          <w:sz w:val="24"/>
+          <w:szCs w:val="24"/>
+        </w:rPr>
+        <w:t xml:space="preserve">), </w:t>
+      </w:r>
+      <w:proofErr w:type="gramStart"/>
+      <w:r>
+        <w:rPr>
+          <w:sz w:val="24"/>
+          <w:szCs w:val="24"/>
+        </w:rPr>
+        <w:t>buscar(</w:t>
+      </w:r>
+      <w:proofErr w:type="gramEnd"/>
+      <w:r>
+        <w:rPr>
+          <w:sz w:val="24"/>
+          <w:szCs w:val="24"/>
+        </w:rPr>
+        <w:t xml:space="preserve">) y </w:t>
+      </w:r>
+      <w:proofErr w:type="gramStart"/>
+      <w:r>
+        <w:rPr>
+          <w:sz w:val="24"/>
+          <w:szCs w:val="24"/>
+        </w:rPr>
+        <w:t>eliminar(</w:t>
+      </w:r>
+      <w:proofErr w:type="gramEnd"/>
+      <w:r>
+        <w:rPr>
+          <w:sz w:val="24"/>
+          <w:szCs w:val="24"/>
+        </w:rPr>
+        <w:t>).</w:t>
+      </w:r>
+    </w:p>
+    <w:p>
+      <w:pPr>
+        <w:pStyle w:val="Prrafodelista"/>
+        <w:numPr>
+          <w:ilvl w:val="0"/>
+          <w:numId w:val="21"/>
+        </w:numPr>
+        <w:spacing w:after="0"/>
+        <w:rPr>
+          <w:sz w:val="24"/>
+          <w:szCs w:val="24"/>
+        </w:rPr>
+      </w:pPr>
+      <w:r>
+        <w:rPr>
+          <w:b/>
+          <w:bCs/>
+          <w:sz w:val="24"/>
+          <w:szCs w:val="24"/>
+        </w:rPr>
+        <w:t>Polimorfismo en Acción:</w:t>
+      </w:r>
+      <w:r>
+        <w:rPr>
+          <w:sz w:val="24"/>
+          <w:szCs w:val="24"/>
+        </w:rPr>
+        <w:t xml:space="preserve"> Demostrar en el código al menos un caso donde un método trate a los objetos derivados como si fueran de su clase base.</w:t>
+      </w:r>
+    </w:p>
+    <w:p>
+      <w:pPr>
+        <w:pStyle w:val="Prrafodelista"/>
+        <w:numPr>
+          <w:ilvl w:val="0"/>
+          <w:numId w:val="21"/>
+        </w:numPr>
+        <w:spacing w:after="0"/>
+        <w:rPr>
+          <w:sz w:val="24"/>
+          <w:szCs w:val="24"/>
+        </w:rPr>
+      </w:pPr>
+      <w:r>
+        <w:rPr>
+          <w:b/>
+          <w:bCs/>
+          <w:sz w:val="24"/>
+          <w:szCs w:val="24"/>
+        </w:rPr>
+        <w:t xml:space="preserve">Simulador de </w:t>
+      </w:r>
+      <w:proofErr w:type="spellStart"/>
+      <w:r>
+        <w:rPr>
+          <w:b/>
+          <w:bCs/>
+          <w:sz w:val="24"/>
+          <w:szCs w:val="24"/>
+        </w:rPr>
+        <w:t>Frontend</w:t>
+      </w:r>
+      <w:proofErr w:type="spellEnd"/>
+      <w:r>
+        <w:rPr>
+          <w:b/>
+          <w:bCs/>
+          <w:sz w:val="24"/>
+          <w:szCs w:val="24"/>
+        </w:rPr>
+        <w:t xml:space="preserve"> (Menú de Consola):</w:t>
+      </w:r>
+      <w:r>
+        <w:rPr>
+          <w:sz w:val="24"/>
+          <w:szCs w:val="24"/>
+        </w:rPr>
+        <w:t xml:space="preserve"> Dado que estamos simulando la integración, deben programar un menú interactivo en la consola (usando la clase Scanner). Este menú permitirá a un usuario humano interactuar con las funcionalidades de su </w:t>
+      </w:r>
+      <w:proofErr w:type="spellStart"/>
+      <w:r>
+        <w:rPr>
+          <w:sz w:val="24"/>
+          <w:szCs w:val="24"/>
+        </w:rPr>
+        <w:t>Backend</w:t>
+      </w:r>
+      <w:proofErr w:type="spellEnd"/>
+      <w:r>
+        <w:rPr>
+          <w:sz w:val="24"/>
+          <w:szCs w:val="24"/>
+        </w:rPr>
+        <w:t xml:space="preserve"> (crear, listar, actualizar) leyendo los datos desde las colecciones de la entrega anterior.</w:t>
       </w:r>
     </w:p>
     <w:p>
@@ -1956,6 +2334,123 @@
     </w:lvl>
   </w:abstractNum>
   <w:abstractNum w:abstractNumId="4" w15:restartNumberingAfterBreak="0">
+    <w:nsid w:val="1CFC31AE"/>
+    <w:multiLevelType w:val="multilevel"/>
+    <w:tmpl w:val="1E248BCC"/>
+    <w:lvl w:ilvl="0">
+      <w:start w:val="1"/>
+      <w:numFmt w:val="decimal"/>
+      <w:lvlText w:val="%1."/>
+      <w:lvlJc w:val="left"/>
+      <w:pPr>
+        <w:tabs>
+          <w:tab w:val="num" w:pos="720"/>
+        </w:tabs>
+        <w:ind w:left="720" w:hanging="360"/>
+      </w:pPr>
+    </w:lvl>
+    <w:lvl w:ilvl="1">
+      <w:start w:val="1"/>
+      <w:numFmt w:val="bullet"/>
+      <w:lvlText w:val="o"/>
+      <w:lvlJc w:val="left"/>
+      <w:pPr>
+        <w:tabs>
+          <w:tab w:val="num" w:pos="1440"/>
+        </w:tabs>
+        <w:ind w:left="1440" w:hanging="360"/>
+      </w:pPr>
+      <w:rPr>
+        <w:rFonts w:ascii="Courier New" w:hAnsi="Courier New" w:hint="default"/>
+        <w:sz w:val="20"/>
+      </w:rPr>
+    </w:lvl>
+    <w:lvl w:ilvl="2" w:tentative="1">
+      <w:start w:val="1"/>
+      <w:numFmt w:val="decimal"/>
+      <w:lvlText w:val="%3."/>
+      <w:lvlJc w:val="left"/>
+      <w:pPr>
+        <w:tabs>
+          <w:tab w:val="num" w:pos="2160"/>
+        </w:tabs>
+        <w:ind w:left="2160" w:hanging="360"/>
+      </w:pPr>
+    </w:lvl>
+    <w:lvl w:ilvl="3" w:tentative="1">
+      <w:start w:val="1"/>
+      <w:numFmt w:val="decimal"/>
+      <w:lvlText w:val="%4."/>
+      <w:lvlJc w:val="left"/>
+      <w:pPr>
+        <w:tabs>
+          <w:tab w:val="num" w:pos="2880"/>
+        </w:tabs>
+        <w:ind w:left="2880" w:hanging="360"/>
+      </w:pPr>
+    </w:lvl>
+    <w:lvl w:ilvl="4" w:tentative="1">
+      <w:start w:val="1"/>
+      <w:numFmt w:val="decimal"/>
+      <w:lvlText w:val="%5."/>
+      <w:lvlJc w:val="left"/>
+      <w:pPr>
+        <w:tabs>
+          <w:tab w:val="num" w:pos="3600"/>
+        </w:tabs>
+        <w:ind w:left="3600" w:hanging="360"/>
+      </w:pPr>
+    </w:lvl>
+    <w:lvl w:ilvl="5" w:tentative="1">
+      <w:start w:val="1"/>
+      <w:numFmt w:val="decimal"/>
+      <w:lvlText w:val="%6."/>
+      <w:lvlJc w:val="left"/>
+      <w:pPr>
+        <w:tabs>
+          <w:tab w:val="num" w:pos="4320"/>
+        </w:tabs>
+        <w:ind w:left="4320" w:hanging="360"/>
+      </w:pPr>
+    </w:lvl>
+    <w:lvl w:ilvl="6" w:tentative="1">
+      <w:start w:val="1"/>
+      <w:numFmt w:val="decimal"/>
+      <w:lvlText w:val="%7."/>
+      <w:lvlJc w:val="left"/>
+      <w:pPr>
+        <w:tabs>
+          <w:tab w:val="num" w:pos="5040"/>
+        </w:tabs>
+        <w:ind w:left="5040" w:hanging="360"/>
+      </w:pPr>
+    </w:lvl>
+    <w:lvl w:ilvl="7" w:tentative="1">
+      <w:start w:val="1"/>
+      <w:numFmt w:val="decimal"/>
+      <w:lvlText w:val="%8."/>
+      <w:lvlJc w:val="left"/>
+      <w:pPr>
+        <w:tabs>
+          <w:tab w:val="num" w:pos="5760"/>
+        </w:tabs>
+        <w:ind w:left="5760" w:hanging="360"/>
+      </w:pPr>
+    </w:lvl>
+    <w:lvl w:ilvl="8" w:tentative="1">
+      <w:start w:val="1"/>
+      <w:numFmt w:val="decimal"/>
+      <w:lvlText w:val="%9."/>
+      <w:lvlJc w:val="left"/>
+      <w:pPr>
+        <w:tabs>
+          <w:tab w:val="num" w:pos="6480"/>
+        </w:tabs>
+        <w:ind w:left="6480" w:hanging="360"/>
+      </w:pPr>
+    </w:lvl>
+  </w:abstractNum>
+  <w:abstractNum w:abstractNumId="5" w15:restartNumberingAfterBreak="0">
     <w:nsid w:val="1EBA02B2"/>
     <w:multiLevelType w:val="multilevel"/>
     <w:tmpl w:val="1B003CC0"/>
@@ -2104,7 +2599,7 @@
       </w:rPr>
     </w:lvl>
   </w:abstractNum>
-  <w:abstractNum w:abstractNumId="5" w15:restartNumberingAfterBreak="0">
+  <w:abstractNum w:abstractNumId="6" w15:restartNumberingAfterBreak="0">
     <w:nsid w:val="27B03AEA"/>
     <w:multiLevelType w:val="multilevel"/>
     <w:tmpl w:val="DA42C5E8"/>
@@ -2253,7 +2748,7 @@
       </w:rPr>
     </w:lvl>
   </w:abstractNum>
-  <w:abstractNum w:abstractNumId="6" w15:restartNumberingAfterBreak="0">
+  <w:abstractNum w:abstractNumId="7" w15:restartNumberingAfterBreak="0">
     <w:nsid w:val="32B74DF7"/>
     <w:multiLevelType w:val="multilevel"/>
     <w:tmpl w:val="73A4C556"/>
@@ -2402,7 +2897,7 @@
       </w:rPr>
     </w:lvl>
   </w:abstractNum>
-  <w:abstractNum w:abstractNumId="7" w15:restartNumberingAfterBreak="0">
+  <w:abstractNum w:abstractNumId="8" w15:restartNumberingAfterBreak="0">
     <w:nsid w:val="3512215A"/>
     <w:multiLevelType w:val="hybridMultilevel"/>
     <w:tmpl w:val="7EA02F2A"/>
@@ -2515,7 +3010,7 @@
       </w:rPr>
     </w:lvl>
   </w:abstractNum>
-  <w:abstractNum w:abstractNumId="8" w15:restartNumberingAfterBreak="0">
+  <w:abstractNum w:abstractNumId="9" w15:restartNumberingAfterBreak="0">
     <w:nsid w:val="361F0153"/>
     <w:multiLevelType w:val="multilevel"/>
     <w:tmpl w:val="ED124E20"/>
@@ -2664,7 +3159,7 @@
       </w:rPr>
     </w:lvl>
   </w:abstractNum>
-  <w:abstractNum w:abstractNumId="9" w15:restartNumberingAfterBreak="0">
+  <w:abstractNum w:abstractNumId="10" w15:restartNumberingAfterBreak="0">
     <w:nsid w:val="36BE563B"/>
     <w:multiLevelType w:val="hybridMultilevel"/>
     <w:tmpl w:val="BF68AF6E"/>
@@ -2777,7 +3272,7 @@
       </w:rPr>
     </w:lvl>
   </w:abstractNum>
-  <w:abstractNum w:abstractNumId="10" w15:restartNumberingAfterBreak="0">
+  <w:abstractNum w:abstractNumId="11" w15:restartNumberingAfterBreak="0">
     <w:nsid w:val="3CC3561C"/>
     <w:multiLevelType w:val="multilevel"/>
     <w:tmpl w:val="80BABE7A"/>
@@ -2926,7 +3421,124 @@
       </w:rPr>
     </w:lvl>
   </w:abstractNum>
-  <w:abstractNum w:abstractNumId="11" w15:restartNumberingAfterBreak="0">
+  <w:abstractNum w:abstractNumId="12" w15:restartNumberingAfterBreak="0">
+    <w:nsid w:val="4A987ADE"/>
+    <w:multiLevelType w:val="multilevel"/>
+    <w:tmpl w:val="F94EA876"/>
+    <w:lvl w:ilvl="0">
+      <w:start w:val="1"/>
+      <w:numFmt w:val="decimal"/>
+      <w:lvlText w:val="%1."/>
+      <w:lvlJc w:val="left"/>
+      <w:pPr>
+        <w:tabs>
+          <w:tab w:val="num" w:pos="720"/>
+        </w:tabs>
+        <w:ind w:left="720" w:hanging="360"/>
+      </w:pPr>
+    </w:lvl>
+    <w:lvl w:ilvl="1">
+      <w:start w:val="1"/>
+      <w:numFmt w:val="bullet"/>
+      <w:lvlText w:val="o"/>
+      <w:lvlJc w:val="left"/>
+      <w:pPr>
+        <w:tabs>
+          <w:tab w:val="num" w:pos="1440"/>
+        </w:tabs>
+        <w:ind w:left="1440" w:hanging="360"/>
+      </w:pPr>
+      <w:rPr>
+        <w:rFonts w:ascii="Courier New" w:hAnsi="Courier New" w:hint="default"/>
+        <w:sz w:val="20"/>
+      </w:rPr>
+    </w:lvl>
+    <w:lvl w:ilvl="2" w:tentative="1">
+      <w:start w:val="1"/>
+      <w:numFmt w:val="decimal"/>
+      <w:lvlText w:val="%3."/>
+      <w:lvlJc w:val="left"/>
+      <w:pPr>
+        <w:tabs>
+          <w:tab w:val="num" w:pos="2160"/>
+        </w:tabs>
+        <w:ind w:left="2160" w:hanging="360"/>
+      </w:pPr>
+    </w:lvl>
+    <w:lvl w:ilvl="3" w:tentative="1">
+      <w:start w:val="1"/>
+      <w:numFmt w:val="decimal"/>
+      <w:lvlText w:val="%4."/>
+      <w:lvlJc w:val="left"/>
+      <w:pPr>
+        <w:tabs>
+          <w:tab w:val="num" w:pos="2880"/>
+        </w:tabs>
+        <w:ind w:left="2880" w:hanging="360"/>
+      </w:pPr>
+    </w:lvl>
+    <w:lvl w:ilvl="4" w:tentative="1">
+      <w:start w:val="1"/>
+      <w:numFmt w:val="decimal"/>
+      <w:lvlText w:val="%5."/>
+      <w:lvlJc w:val="left"/>
+      <w:pPr>
+        <w:tabs>
+          <w:tab w:val="num" w:pos="3600"/>
+        </w:tabs>
+        <w:ind w:left="3600" w:hanging="360"/>
+      </w:pPr>
+    </w:lvl>
+    <w:lvl w:ilvl="5" w:tentative="1">
+      <w:start w:val="1"/>
+      <w:numFmt w:val="decimal"/>
+      <w:lvlText w:val="%6."/>
+      <w:lvlJc w:val="left"/>
+      <w:pPr>
+        <w:tabs>
+          <w:tab w:val="num" w:pos="4320"/>
+        </w:tabs>
+        <w:ind w:left="4320" w:hanging="360"/>
+      </w:pPr>
+    </w:lvl>
+    <w:lvl w:ilvl="6" w:tentative="1">
+      <w:start w:val="1"/>
+      <w:numFmt w:val="decimal"/>
+      <w:lvlText w:val="%7."/>
+      <w:lvlJc w:val="left"/>
+      <w:pPr>
+        <w:tabs>
+          <w:tab w:val="num" w:pos="5040"/>
+        </w:tabs>
+        <w:ind w:left="5040" w:hanging="360"/>
+      </w:pPr>
+    </w:lvl>
+    <w:lvl w:ilvl="7" w:tentative="1">
+      <w:start w:val="1"/>
+      <w:numFmt w:val="decimal"/>
+      <w:lvlText w:val="%8."/>
+      <w:lvlJc w:val="left"/>
+      <w:pPr>
+        <w:tabs>
+          <w:tab w:val="num" w:pos="5760"/>
+        </w:tabs>
+        <w:ind w:left="5760" w:hanging="360"/>
+      </w:pPr>
+    </w:lvl>
+    <w:lvl w:ilvl="8" w:tentative="1">
+      <w:start w:val="1"/>
+      <w:numFmt w:val="decimal"/>
+      <w:lvlText w:val="%9."/>
+      <w:lvlJc w:val="left"/>
+      <w:pPr>
+        <w:tabs>
+          <w:tab w:val="num" w:pos="6480"/>
+        </w:tabs>
+        <w:ind w:left="6480" w:hanging="360"/>
+      </w:pPr>
+    </w:lvl>
+  </w:abstractNum>
+  <w:abstractNum w:abstractNumId="13" w15:restartNumberingAfterBreak="0">
     <w:nsid w:val="4CDE33A9"/>
     <w:multiLevelType w:val="hybridMultilevel"/>
     <w:tmpl w:val="4E9E7D6E"/>
@@ -3039,7 +3651,7 @@
       </w:rPr>
     </w:lvl>
   </w:abstractNum>
-  <w:abstractNum w:abstractNumId="12" w15:restartNumberingAfterBreak="0">
+  <w:abstractNum w:abstractNumId="14" w15:restartNumberingAfterBreak="0">
     <w:nsid w:val="4D364BD4"/>
     <w:multiLevelType w:val="hybridMultilevel"/>
     <w:tmpl w:val="96166AB6"/>
@@ -3152,7 +3764,7 @@
       </w:rPr>
     </w:lvl>
   </w:abstractNum>
-  <w:abstractNum w:abstractNumId="13" w15:restartNumberingAfterBreak="0">
+  <w:abstractNum w:abstractNumId="15" w15:restartNumberingAfterBreak="0">
     <w:nsid w:val="4EC1080F"/>
     <w:multiLevelType w:val="hybridMultilevel"/>
     <w:tmpl w:val="BD46B800"/>
@@ -3265,7 +3877,7 @@
       </w:rPr>
     </w:lvl>
   </w:abstractNum>
-  <w:abstractNum w:abstractNumId="14" w15:restartNumberingAfterBreak="0">
+  <w:abstractNum w:abstractNumId="16" w15:restartNumberingAfterBreak="0">
     <w:nsid w:val="547F4621"/>
     <w:multiLevelType w:val="multilevel"/>
     <w:tmpl w:val="37C4CBDA"/>
@@ -3414,7 +4026,124 @@
       </w:rPr>
     </w:lvl>
   </w:abstractNum>
-  <w:abstractNum w:abstractNumId="15" w15:restartNumberingAfterBreak="0">
+  <w:abstractNum w:abstractNumId="17" w15:restartNumberingAfterBreak="0">
+    <w:nsid w:val="57355782"/>
+    <w:multiLevelType w:val="multilevel"/>
+    <w:tmpl w:val="D098E21A"/>
+    <w:lvl w:ilvl="0">
+      <w:start w:val="1"/>
+      <w:numFmt w:val="decimal"/>
+      <w:lvlText w:val="%1."/>
+      <w:lvlJc w:val="left"/>
+      <w:pPr>
+        <w:tabs>
+          <w:tab w:val="num" w:pos="720"/>
+        </w:tabs>
+        <w:ind w:left="720" w:hanging="360"/>
+      </w:pPr>
+    </w:lvl>
+    <w:lvl w:ilvl="1">
+      <w:start w:val="1"/>
+      <w:numFmt w:val="bullet"/>
+      <w:lvlText w:val="o"/>
+      <w:lvlJc w:val="left"/>
+      <w:pPr>
+        <w:tabs>
+          <w:tab w:val="num" w:pos="1440"/>
+        </w:tabs>
+        <w:ind w:left="1440" w:hanging="360"/>
+      </w:pPr>
+      <w:rPr>
+        <w:rFonts w:ascii="Courier New" w:hAnsi="Courier New" w:hint="default"/>
+        <w:sz w:val="20"/>
+      </w:rPr>
+    </w:lvl>
+    <w:lvl w:ilvl="2" w:tentative="1">
+      <w:start w:val="1"/>
+      <w:numFmt w:val="decimal"/>
+      <w:lvlText w:val="%3."/>
+      <w:lvlJc w:val="left"/>
+      <w:pPr>
+        <w:tabs>
+          <w:tab w:val="num" w:pos="2160"/>
+        </w:tabs>
+        <w:ind w:left="2160" w:hanging="360"/>
+      </w:pPr>
+    </w:lvl>
+    <w:lvl w:ilvl="3" w:tentative="1">
+      <w:start w:val="1"/>
+      <w:numFmt w:val="decimal"/>
+      <w:lvlText w:val="%4."/>
+      <w:lvlJc w:val="left"/>
+      <w:pPr>
+        <w:tabs>
+          <w:tab w:val="num" w:pos="2880"/>
+        </w:tabs>
+        <w:ind w:left="2880" w:hanging="360"/>
+      </w:pPr>
+    </w:lvl>
+    <w:lvl w:ilvl="4" w:tentative="1">
+      <w:start w:val="1"/>
+      <w:numFmt w:val="decimal"/>
+      <w:lvlText w:val="%5."/>
+      <w:lvlJc w:val="left"/>
+      <w:pPr>
+        <w:tabs>
+          <w:tab w:val="num" w:pos="3600"/>
+        </w:tabs>
+        <w:ind w:left="3600" w:hanging="360"/>
+      </w:pPr>
+    </w:lvl>
+    <w:lvl w:ilvl="5" w:tentative="1">
+      <w:start w:val="1"/>
+      <w:numFmt w:val="decimal"/>
+      <w:lvlText w:val="%6."/>
+      <w:lvlJc w:val="left"/>
+      <w:pPr>
+        <w:tabs>
+          <w:tab w:val="num" w:pos="4320"/>
+        </w:tabs>
+        <w:ind w:left="4320" w:hanging="360"/>
+      </w:pPr>
+    </w:lvl>
+    <w:lvl w:ilvl="6" w:tentative="1">
+      <w:start w:val="1"/>
+      <w:numFmt w:val="decimal"/>
+      <w:lvlText w:val="%7."/>
+      <w:lvlJc w:val="left"/>
+      <w:pPr>
+        <w:tabs>
+          <w:tab w:val="num" w:pos="5040"/>
+        </w:tabs>
+        <w:ind w:left="5040" w:hanging="360"/>
+      </w:pPr>
+    </w:lvl>
+    <w:lvl w:ilvl="7" w:tentative="1">
+      <w:start w:val="1"/>
+      <w:numFmt w:val="decimal"/>
+      <w:lvlText w:val="%8."/>
+      <w:lvlJc w:val="left"/>
+      <w:pPr>
+        <w:tabs>
+          <w:tab w:val="num" w:pos="5760"/>
+        </w:tabs>
+        <w:ind w:left="5760" w:hanging="360"/>
+      </w:pPr>
+    </w:lvl>
+    <w:lvl w:ilvl="8" w:tentative="1">
+      <w:start w:val="1"/>
+      <w:numFmt w:val="decimal"/>
+      <w:lvlText w:val="%9."/>
+      <w:lvlJc w:val="left"/>
+      <w:pPr>
+        <w:tabs>
+          <w:tab w:val="num" w:pos="6480"/>
+        </w:tabs>
+        <w:ind w:left="6480" w:hanging="360"/>
+      </w:pPr>
+    </w:lvl>
+  </w:abstractNum>
+  <w:abstractNum w:abstractNumId="18" w15:restartNumberingAfterBreak="0">
     <w:nsid w:val="65E268E6"/>
     <w:multiLevelType w:val="hybridMultilevel"/>
     <w:tmpl w:val="218092A0"/>
@@ -3527,7 +4256,7 @@
       </w:rPr>
     </w:lvl>
   </w:abstractNum>
-  <w:abstractNum w:abstractNumId="16" w15:restartNumberingAfterBreak="0">
+  <w:abstractNum w:abstractNumId="19" w15:restartNumberingAfterBreak="0">
     <w:nsid w:val="7ECE7887"/>
     <w:multiLevelType w:val="hybridMultilevel"/>
     <w:tmpl w:val="364093FC"/>
@@ -3640,7 +4369,7 @@
       </w:rPr>
     </w:lvl>
   </w:abstractNum>
-  <w:abstractNum w:abstractNumId="17" w15:restartNumberingAfterBreak="0">
+  <w:abstractNum w:abstractNumId="20" w15:restartNumberingAfterBreak="0">
     <w:nsid w:val="7F582F96"/>
     <w:multiLevelType w:val="multilevel"/>
     <w:tmpl w:val="8D0EEC7A"/>
@@ -3790,58 +4519,67 @@
     </w:lvl>
   </w:abstractNum>
   <w:num w:numId="1" w16cid:durableId="2136831154">
-    <w:abstractNumId w:val="5"/>
+    <w:abstractNumId w:val="6"/>
   </w:num>
   <w:num w:numId="2" w16cid:durableId="274291668">
-    <w:abstractNumId w:val="4"/>
+    <w:abstractNumId w:val="5"/>
   </w:num>
   <w:num w:numId="3" w16cid:durableId="136730971">
     <w:abstractNumId w:val="3"/>
   </w:num>
   <w:num w:numId="4" w16cid:durableId="2079084243">
-    <w:abstractNumId w:val="10"/>
+    <w:abstractNumId w:val="11"/>
   </w:num>
   <w:num w:numId="5" w16cid:durableId="1035427820">
-    <w:abstractNumId w:val="8"/>
+    <w:abstractNumId w:val="9"/>
   </w:num>
   <w:num w:numId="6" w16cid:durableId="153499122">
-    <w:abstractNumId w:val="6"/>
+    <w:abstractNumId w:val="7"/>
   </w:num>
   <w:num w:numId="7" w16cid:durableId="1319961990">
     <w:abstractNumId w:val="2"/>
   </w:num>
   <w:num w:numId="8" w16cid:durableId="1178157540">
-    <w:abstractNumId w:val="16"/>
+    <w:abstractNumId w:val="19"/>
   </w:num>
   <w:num w:numId="9" w16cid:durableId="2109736835">
-    <w:abstractNumId w:val="12"/>
+    <w:abstractNumId w:val="14"/>
   </w:num>
   <w:num w:numId="10" w16cid:durableId="961572342">
-    <w:abstractNumId w:val="7"/>
+    <w:abstractNumId w:val="8"/>
   </w:num>
   <w:num w:numId="11" w16cid:durableId="1877890326">
+    <w:abstractNumId w:val="18"/>
+  </w:num>
+  <w:num w:numId="12" w16cid:durableId="10499857">
+    <w:abstractNumId w:val="13"/>
+  </w:num>
+  <w:num w:numId="13" w16cid:durableId="741634697">
     <w:abstractNumId w:val="15"/>
   </w:num>
-  <w:num w:numId="12" w16cid:durableId="10499857">
-    <w:abstractNumId w:val="11"/>
-  </w:num>
-  <w:num w:numId="13" w16cid:durableId="741634697">
-    <w:abstractNumId w:val="13"/>
-  </w:num>
   <w:num w:numId="14" w16cid:durableId="393894855">
-    <w:abstractNumId w:val="9"/>
+    <w:abstractNumId w:val="10"/>
   </w:num>
   <w:num w:numId="15" w16cid:durableId="582682814">
     <w:abstractNumId w:val="0"/>
   </w:num>
   <w:num w:numId="16" w16cid:durableId="1975061100">
-    <w:abstractNumId w:val="14"/>
+    <w:abstractNumId w:val="16"/>
   </w:num>
   <w:num w:numId="17" w16cid:durableId="1530484021">
-    <w:abstractNumId w:val="17"/>
+    <w:abstractNumId w:val="20"/>
   </w:num>
   <w:num w:numId="18" w16cid:durableId="1890726360">
     <w:abstractNumId w:val="1"/>
+  </w:num>
+  <w:num w:numId="19" w16cid:durableId="1373652190">
+    <w:abstractNumId w:val="17"/>
+  </w:num>
+  <w:num w:numId="20" w16cid:durableId="553155760">
+    <w:abstractNumId w:val="12"/>
+  </w:num>
+  <w:num w:numId="21" w16cid:durableId="1547642230">
+    <w:abstractNumId w:val="4"/>
   </w:num>
 </w:numbering>
 </file>
@@ -4449,7 +5187,6 @@
   <w:style w:type="character" w:default="1" w:styleId="Fuentedeprrafopredeter">
     <w:name w:val="Default Paragraph Font"/>
     <w:uiPriority w:val="1"/>
-    <w:semiHidden/>
     <w:unhideWhenUsed/>
   </w:style>
   <w:style w:type="table" w:default="1" w:styleId="Tablanormal">

--- a/Proyecto Integrador nivel II.docx
+++ b/Proyecto Integrador nivel II.docx
@@ -325,8 +325,21 @@
           <w:sz w:val="24"/>
           <w:szCs w:val="24"/>
         </w:rPr>
-        <w:t xml:space="preserve"> Un diagrama visual que represente las entidades de su proyecto. Debe mostrar claramente los atributos (privados) y los métodos (públicos) de cada clase. 2. </w:t>
-      </w:r>
+        <w:t xml:space="preserve"> Un diagrama visual que represente las entidades de su proyecto. Debe mostrar claramente los atributos (privados) y los métodos (públicos) de cada clase. </w:t>
+      </w:r>
+    </w:p>
+    <w:p>
+      <w:pPr>
+        <w:numPr>
+          <w:ilvl w:val="0"/>
+          <w:numId w:val="20"/>
+        </w:numPr>
+        <w:spacing w:after="0"/>
+        <w:rPr>
+          <w:sz w:val="24"/>
+          <w:szCs w:val="24"/>
+        </w:rPr>
+      </w:pPr>
       <w:r>
         <w:rPr>
           <w:b/>
@@ -737,6 +750,7 @@
           <w:sz w:val="24"/>
           <w:szCs w:val="24"/>
         </w:rPr>
+        <w:lastRenderedPageBreak/>
         <w:t>Refactorización con Clases Abstractas e Interfaces:</w:t>
       </w:r>
       <w:r>
@@ -767,7 +781,6 @@
           <w:sz w:val="24"/>
           <w:szCs w:val="24"/>
         </w:rPr>
-        <w:lastRenderedPageBreak/>
         <w:t>Ejemplo esperado (Herencia):</w:t>
       </w:r>
       <w:r>
@@ -1040,99 +1053,416 @@
           <w:sz w:val="24"/>
           <w:szCs w:val="24"/>
         </w:rPr>
-        <w:t>Estructura de Proyecto Maven:</w:t>
-      </w:r>
-      <w:r>
-        <w:rPr>
-          <w:sz w:val="24"/>
-          <w:szCs w:val="24"/>
-        </w:rPr>
-        <w:t xml:space="preserve"> </w:t>
-      </w:r>
-      <w:r>
-        <w:rPr>
-          <w:sz w:val="24"/>
-          <w:szCs w:val="24"/>
-        </w:rPr>
-        <w:t>El proyecto completo debe estar configurado como un proyecto Maven</w:t>
-      </w:r>
-      <w:r>
-        <w:rPr>
-          <w:sz w:val="24"/>
-          <w:szCs w:val="24"/>
-        </w:rPr>
-        <w:t>. Evidenciado las dependencias en el pom.xml.</w:t>
-      </w:r>
-    </w:p>
-    <w:p>
-      <w:pPr>
-        <w:spacing w:after="0"/>
-        <w:rPr>
-          <w:sz w:val="24"/>
-          <w:szCs w:val="24"/>
-        </w:rPr>
-      </w:pPr>
-      <w:r>
-        <w:rPr>
-          <w:b/>
-          <w:bCs/>
-          <w:sz w:val="24"/>
-          <w:szCs w:val="24"/>
-        </w:rPr>
-        <w:t>Mapeo de Entidades (ORM):</w:t>
-      </w:r>
-      <w:r>
-        <w:rPr>
-          <w:b/>
-          <w:bCs/>
-          <w:sz w:val="24"/>
-          <w:szCs w:val="24"/>
-        </w:rPr>
-        <w:t xml:space="preserve"> </w:t>
-      </w:r>
-      <w:r>
-        <w:rPr>
-          <w:sz w:val="24"/>
-          <w:szCs w:val="24"/>
-        </w:rPr>
-        <w:t>Se debe</w:t>
-      </w:r>
-      <w:r>
-        <w:rPr>
-          <w:sz w:val="24"/>
-          <w:szCs w:val="24"/>
-        </w:rPr>
-        <w:t xml:space="preserve"> usar las anotaciones básicas como @Entity, @Id, @GeneratedValue, y @Column para mapear las clases y sus atributos a tablas y columnas de la base de datos.</w:t>
-      </w:r>
-    </w:p>
-    <w:p>
-      <w:pPr>
-        <w:spacing w:after="0"/>
-        <w:rPr>
-          <w:b/>
-          <w:bCs/>
-          <w:sz w:val="24"/>
-          <w:szCs w:val="24"/>
-        </w:rPr>
-      </w:pPr>
-      <w:r>
-        <w:rPr>
-          <w:b/>
-          <w:bCs/>
-          <w:sz w:val="24"/>
-          <w:szCs w:val="24"/>
-        </w:rPr>
-        <w:t>Implementación de Operaciones CRUD</w:t>
-      </w:r>
-      <w:r>
-        <w:rPr>
-          <w:b/>
-          <w:bCs/>
-          <w:sz w:val="24"/>
-          <w:szCs w:val="24"/>
-        </w:rPr>
-        <w:t>.</w:t>
-      </w:r>
+        <w:t>Objetivo:</w:t>
+      </w:r>
+      <w:r>
+        <w:rPr>
+          <w:sz w:val="24"/>
+          <w:szCs w:val="24"/>
+        </w:rPr>
+        <w:t xml:space="preserve"> Abandonar el almacenamiento temporal en listas/mapas y conectar la aplicación a una base de datos real mediante mapeo Objeto-Relacional, dejándola lista para consumo externo.</w:t>
+      </w:r>
+    </w:p>
+    <w:p>
+      <w:pPr>
+        <w:spacing w:after="0"/>
+        <w:rPr>
+          <w:sz w:val="24"/>
+          <w:szCs w:val="24"/>
+        </w:rPr>
+      </w:pPr>
+      <w:r>
+        <w:rPr>
+          <w:b/>
+          <w:bCs/>
+          <w:sz w:val="24"/>
+          <w:szCs w:val="24"/>
+        </w:rPr>
+        <w:t>Condición de entrega:</w:t>
+      </w:r>
+      <w:r>
+        <w:rPr>
+          <w:sz w:val="24"/>
+          <w:szCs w:val="24"/>
+        </w:rPr>
+        <w:t xml:space="preserve"> Código de la Semana 12 funcional, sin errores de compilación y con las correcciones docentes aplicadas.</w:t>
+      </w:r>
+    </w:p>
+    <w:p>
+      <w:pPr>
+        <w:spacing w:after="0"/>
+        <w:rPr>
+          <w:sz w:val="24"/>
+          <w:szCs w:val="24"/>
+        </w:rPr>
+      </w:pPr>
+      <w:r>
+        <w:rPr>
+          <w:b/>
+          <w:bCs/>
+          <w:sz w:val="24"/>
+          <w:szCs w:val="24"/>
+        </w:rPr>
+        <w:t>Entregables esperados:</w:t>
+      </w:r>
+    </w:p>
+    <w:p>
+      <w:pPr>
+        <w:numPr>
+          <w:ilvl w:val="0"/>
+          <w:numId w:val="22"/>
+        </w:numPr>
+        <w:spacing w:after="0"/>
+        <w:rPr>
+          <w:sz w:val="24"/>
+          <w:szCs w:val="24"/>
+        </w:rPr>
+      </w:pPr>
+      <w:r>
+        <w:rPr>
+          <w:b/>
+          <w:bCs/>
+          <w:sz w:val="24"/>
+          <w:szCs w:val="24"/>
+        </w:rPr>
+        <w:t>Mapeo de Entidades (JPA/</w:t>
+      </w:r>
+      <w:proofErr w:type="spellStart"/>
+      <w:r>
+        <w:rPr>
+          <w:b/>
+          <w:bCs/>
+          <w:sz w:val="24"/>
+          <w:szCs w:val="24"/>
+        </w:rPr>
+        <w:t>Hibernate</w:t>
+      </w:r>
+      <w:proofErr w:type="spellEnd"/>
+      <w:r>
+        <w:rPr>
+          <w:b/>
+          <w:bCs/>
+          <w:sz w:val="24"/>
+          <w:szCs w:val="24"/>
+        </w:rPr>
+        <w:t>):</w:t>
+      </w:r>
+      <w:r>
+        <w:rPr>
+          <w:sz w:val="24"/>
+          <w:szCs w:val="24"/>
+        </w:rPr>
+        <w:t xml:space="preserve"> Refactorizar sus clases principales utilizando las anotaciones de persistencia (@Entity, @Table, @Id, etc.) vistas entre las semanas 13 y 16.</w:t>
+      </w:r>
+    </w:p>
+    <w:p>
+      <w:pPr>
+        <w:numPr>
+          <w:ilvl w:val="0"/>
+          <w:numId w:val="22"/>
+        </w:numPr>
+        <w:spacing w:after="0"/>
+        <w:rPr>
+          <w:sz w:val="24"/>
+          <w:szCs w:val="24"/>
+        </w:rPr>
+      </w:pPr>
+      <w:r>
+        <w:rPr>
+          <w:b/>
+          <w:bCs/>
+          <w:sz w:val="24"/>
+          <w:szCs w:val="24"/>
+        </w:rPr>
+        <w:t>Operaciones CRUD a Base de Datos:</w:t>
+      </w:r>
+      <w:r>
+        <w:rPr>
+          <w:sz w:val="24"/>
+          <w:szCs w:val="24"/>
+        </w:rPr>
+        <w:t xml:space="preserve"> El menú de consola de la semana 12 ya no leerá ni guardará información en listas en memoria. Ahora, cada vez que seleccionen una opción, la aplicación debe ejecutar operaciones de persistencia reales en su base de datos relacional (guardar, actualizar, borrar y buscar).</w:t>
+      </w:r>
+    </w:p>
+    <w:p>
+      <w:pPr>
+        <w:numPr>
+          <w:ilvl w:val="0"/>
+          <w:numId w:val="22"/>
+        </w:numPr>
+        <w:spacing w:after="0"/>
+        <w:rPr>
+          <w:sz w:val="24"/>
+          <w:szCs w:val="24"/>
+        </w:rPr>
+      </w:pPr>
+      <w:r>
+        <w:rPr>
+          <w:b/>
+          <w:bCs/>
+          <w:sz w:val="24"/>
+          <w:szCs w:val="24"/>
+        </w:rPr>
+        <w:t>Documento de Integración (README.md):</w:t>
+      </w:r>
+      <w:r>
+        <w:rPr>
+          <w:sz w:val="24"/>
+          <w:szCs w:val="24"/>
+        </w:rPr>
+        <w:t xml:space="preserve"> Explicación técnica de su proyecto. Debe incluir:</w:t>
+      </w:r>
+    </w:p>
+    <w:p>
+      <w:pPr>
+        <w:numPr>
+          <w:ilvl w:val="1"/>
+          <w:numId w:val="22"/>
+        </w:numPr>
+        <w:spacing w:after="0"/>
+        <w:rPr>
+          <w:sz w:val="24"/>
+          <w:szCs w:val="24"/>
+        </w:rPr>
+      </w:pPr>
+      <w:r>
+        <w:rPr>
+          <w:sz w:val="24"/>
+          <w:szCs w:val="24"/>
+        </w:rPr>
+        <w:t>Instrucciones precisas sobre cómo configurar las credenciales de la base de datos para que el proyecto corra.</w:t>
+      </w:r>
+    </w:p>
+    <w:p>
+      <w:pPr>
+        <w:numPr>
+          <w:ilvl w:val="1"/>
+          <w:numId w:val="22"/>
+        </w:numPr>
+        <w:spacing w:after="0"/>
+        <w:rPr>
+          <w:sz w:val="24"/>
+          <w:szCs w:val="24"/>
+        </w:rPr>
+      </w:pPr>
+      <w:r>
+        <w:rPr>
+          <w:sz w:val="24"/>
+          <w:szCs w:val="24"/>
+        </w:rPr>
+        <w:t xml:space="preserve">Un pequeño manual explicando qué clases o métodos debería llamar un desarrollador </w:t>
+      </w:r>
+      <w:proofErr w:type="spellStart"/>
+      <w:r>
+        <w:rPr>
+          <w:sz w:val="24"/>
+          <w:szCs w:val="24"/>
+        </w:rPr>
+        <w:t>Frontend</w:t>
+      </w:r>
+      <w:proofErr w:type="spellEnd"/>
+      <w:r>
+        <w:rPr>
+          <w:sz w:val="24"/>
+          <w:szCs w:val="24"/>
+        </w:rPr>
+        <w:t xml:space="preserve"> si quisiera conectar sus interfaces web a este código Java.</w:t>
+      </w:r>
+    </w:p>
+    <w:p>
+      <w:pPr>
+        <w:numPr>
+          <w:ilvl w:val="0"/>
+          <w:numId w:val="22"/>
+        </w:numPr>
+        <w:spacing w:after="0"/>
+        <w:rPr>
+          <w:sz w:val="24"/>
+          <w:szCs w:val="24"/>
+        </w:rPr>
+      </w:pPr>
+      <w:r>
+        <w:rPr>
+          <w:sz w:val="24"/>
+          <w:szCs w:val="24"/>
+        </w:rPr>
+        <w:t xml:space="preserve">Documento de Integración Conceptual (En el README.md): Deben redactar un apartado detallando cómo este análisis de datos está conectado con el </w:t>
+      </w:r>
+      <w:proofErr w:type="spellStart"/>
+      <w:r>
+        <w:rPr>
+          <w:sz w:val="24"/>
+          <w:szCs w:val="24"/>
+        </w:rPr>
+        <w:t>Frontend</w:t>
+      </w:r>
+      <w:proofErr w:type="spellEnd"/>
+      <w:r>
+        <w:rPr>
+          <w:sz w:val="24"/>
+          <w:szCs w:val="24"/>
+        </w:rPr>
+        <w:t xml:space="preserve"> y </w:t>
+      </w:r>
+      <w:proofErr w:type="spellStart"/>
+      <w:r>
+        <w:rPr>
+          <w:sz w:val="24"/>
+          <w:szCs w:val="24"/>
+        </w:rPr>
+        <w:t>Backend</w:t>
+      </w:r>
+      <w:proofErr w:type="spellEnd"/>
+      <w:r>
+        <w:rPr>
+          <w:sz w:val="24"/>
+          <w:szCs w:val="24"/>
+        </w:rPr>
+        <w:t xml:space="preserve"> del proyecto. ¿Qué preguntas responde? ¿El análisis de datos que aporta al proyecto?</w:t>
+      </w:r>
+    </w:p>
+    <w:p>
+      <w:pPr>
+        <w:spacing w:after="0"/>
+        <w:rPr>
+          <w:b/>
+          <w:bCs/>
+          <w:sz w:val="24"/>
+          <w:szCs w:val="24"/>
+        </w:rPr>
+      </w:pPr>
+    </w:p>
+    <w:p>
+      <w:pPr>
+        <w:spacing w:after="0"/>
+        <w:rPr>
+          <w:b/>
+          <w:bCs/>
+          <w:sz w:val="24"/>
+          <w:szCs w:val="24"/>
+        </w:rPr>
+      </w:pPr>
+    </w:p>
+    <w:p>
+      <w:pPr>
+        <w:spacing w:after="0"/>
+        <w:rPr>
+          <w:b/>
+          <w:bCs/>
+          <w:sz w:val="24"/>
+          <w:szCs w:val="24"/>
+        </w:rPr>
+      </w:pPr>
+    </w:p>
+    <w:p>
+      <w:pPr>
+        <w:spacing w:after="0"/>
+        <w:rPr>
+          <w:b/>
+          <w:bCs/>
+          <w:sz w:val="24"/>
+          <w:szCs w:val="24"/>
+        </w:rPr>
+      </w:pPr>
+    </w:p>
+    <w:p>
+      <w:pPr>
+        <w:spacing w:after="0"/>
+        <w:rPr>
+          <w:b/>
+          <w:bCs/>
+          <w:sz w:val="24"/>
+          <w:szCs w:val="24"/>
+        </w:rPr>
+      </w:pPr>
+    </w:p>
+    <w:p>
+      <w:pPr>
+        <w:spacing w:after="0"/>
+        <w:rPr>
+          <w:b/>
+          <w:bCs/>
+          <w:sz w:val="24"/>
+          <w:szCs w:val="24"/>
+        </w:rPr>
+      </w:pPr>
+    </w:p>
+    <w:p>
+      <w:pPr>
+        <w:spacing w:after="0"/>
+        <w:rPr>
+          <w:b/>
+          <w:bCs/>
+          <w:sz w:val="24"/>
+          <w:szCs w:val="24"/>
+        </w:rPr>
+      </w:pPr>
+    </w:p>
+    <w:p>
+      <w:pPr>
+        <w:spacing w:after="0"/>
+        <w:rPr>
+          <w:b/>
+          <w:bCs/>
+          <w:sz w:val="24"/>
+          <w:szCs w:val="24"/>
+        </w:rPr>
+      </w:pPr>
+    </w:p>
+    <w:p>
+      <w:pPr>
+        <w:spacing w:after="0"/>
+        <w:rPr>
+          <w:b/>
+          <w:bCs/>
+          <w:sz w:val="24"/>
+          <w:szCs w:val="24"/>
+        </w:rPr>
+      </w:pPr>
+    </w:p>
+    <w:p>
+      <w:pPr>
+        <w:spacing w:after="0"/>
+        <w:rPr>
+          <w:b/>
+          <w:bCs/>
+          <w:sz w:val="24"/>
+          <w:szCs w:val="24"/>
+        </w:rPr>
+      </w:pPr>
+    </w:p>
+    <w:p>
+      <w:pPr>
+        <w:spacing w:after="0"/>
+        <w:rPr>
+          <w:b/>
+          <w:bCs/>
+          <w:sz w:val="24"/>
+          <w:szCs w:val="24"/>
+        </w:rPr>
+      </w:pPr>
+    </w:p>
+    <w:p>
+      <w:pPr>
+        <w:spacing w:after="0"/>
+        <w:rPr>
+          <w:b/>
+          <w:bCs/>
+          <w:sz w:val="24"/>
+          <w:szCs w:val="24"/>
+        </w:rPr>
+      </w:pPr>
+    </w:p>
+    <w:p>
+      <w:pPr>
+        <w:spacing w:after="0"/>
+        <w:rPr>
+          <w:b/>
+          <w:bCs/>
+          <w:sz w:val="24"/>
+          <w:szCs w:val="24"/>
+        </w:rPr>
+      </w:pPr>
     </w:p>
     <w:p>
       <w:pPr>
@@ -1531,6 +1861,7 @@
                 <w:lang w:eastAsia="es-CO"/>
                 <w14:ligatures w14:val="none"/>
               </w:rPr>
+              <w:lastRenderedPageBreak/>
               <w:t>Desempeño</w:t>
             </w:r>
           </w:p>
@@ -3011,6 +3342,123 @@
     </w:lvl>
   </w:abstractNum>
   <w:abstractNum w:abstractNumId="9" w15:restartNumberingAfterBreak="0">
+    <w:nsid w:val="35513237"/>
+    <w:multiLevelType w:val="multilevel"/>
+    <w:tmpl w:val="3F0C1F36"/>
+    <w:lvl w:ilvl="0">
+      <w:start w:val="1"/>
+      <w:numFmt w:val="decimal"/>
+      <w:lvlText w:val="%1."/>
+      <w:lvlJc w:val="left"/>
+      <w:pPr>
+        <w:tabs>
+          <w:tab w:val="num" w:pos="720"/>
+        </w:tabs>
+        <w:ind w:left="720" w:hanging="360"/>
+      </w:pPr>
+    </w:lvl>
+    <w:lvl w:ilvl="1">
+      <w:start w:val="1"/>
+      <w:numFmt w:val="bullet"/>
+      <w:lvlText w:val="o"/>
+      <w:lvlJc w:val="left"/>
+      <w:pPr>
+        <w:tabs>
+          <w:tab w:val="num" w:pos="1440"/>
+        </w:tabs>
+        <w:ind w:left="1440" w:hanging="360"/>
+      </w:pPr>
+      <w:rPr>
+        <w:rFonts w:ascii="Courier New" w:hAnsi="Courier New" w:hint="default"/>
+        <w:sz w:val="20"/>
+      </w:rPr>
+    </w:lvl>
+    <w:lvl w:ilvl="2" w:tentative="1">
+      <w:start w:val="1"/>
+      <w:numFmt w:val="decimal"/>
+      <w:lvlText w:val="%3."/>
+      <w:lvlJc w:val="left"/>
+      <w:pPr>
+        <w:tabs>
+          <w:tab w:val="num" w:pos="2160"/>
+        </w:tabs>
+        <w:ind w:left="2160" w:hanging="360"/>
+      </w:pPr>
+    </w:lvl>
+    <w:lvl w:ilvl="3" w:tentative="1">
+      <w:start w:val="1"/>
+      <w:numFmt w:val="decimal"/>
+      <w:lvlText w:val="%4."/>
+      <w:lvlJc w:val="left"/>
+      <w:pPr>
+        <w:tabs>
+          <w:tab w:val="num" w:pos="2880"/>
+        </w:tabs>
+        <w:ind w:left="2880" w:hanging="360"/>
+      </w:pPr>
+    </w:lvl>
+    <w:lvl w:ilvl="4" w:tentative="1">
+      <w:start w:val="1"/>
+      <w:numFmt w:val="decimal"/>
+      <w:lvlText w:val="%5."/>
+      <w:lvlJc w:val="left"/>
+      <w:pPr>
+        <w:tabs>
+          <w:tab w:val="num" w:pos="3600"/>
+        </w:tabs>
+        <w:ind w:left="3600" w:hanging="360"/>
+      </w:pPr>
+    </w:lvl>
+    <w:lvl w:ilvl="5" w:tentative="1">
+      <w:start w:val="1"/>
+      <w:numFmt w:val="decimal"/>
+      <w:lvlText w:val="%6."/>
+      <w:lvlJc w:val="left"/>
+      <w:pPr>
+        <w:tabs>
+          <w:tab w:val="num" w:pos="4320"/>
+        </w:tabs>
+        <w:ind w:left="4320" w:hanging="360"/>
+      </w:pPr>
+    </w:lvl>
+    <w:lvl w:ilvl="6" w:tentative="1">
+      <w:start w:val="1"/>
+      <w:numFmt w:val="decimal"/>
+      <w:lvlText w:val="%7."/>
+      <w:lvlJc w:val="left"/>
+      <w:pPr>
+        <w:tabs>
+          <w:tab w:val="num" w:pos="5040"/>
+        </w:tabs>
+        <w:ind w:left="5040" w:hanging="360"/>
+      </w:pPr>
+    </w:lvl>
+    <w:lvl w:ilvl="7" w:tentative="1">
+      <w:start w:val="1"/>
+      <w:numFmt w:val="decimal"/>
+      <w:lvlText w:val="%8."/>
+      <w:lvlJc w:val="left"/>
+      <w:pPr>
+        <w:tabs>
+          <w:tab w:val="num" w:pos="5760"/>
+        </w:tabs>
+        <w:ind w:left="5760" w:hanging="360"/>
+      </w:pPr>
+    </w:lvl>
+    <w:lvl w:ilvl="8" w:tentative="1">
+      <w:start w:val="1"/>
+      <w:numFmt w:val="decimal"/>
+      <w:lvlText w:val="%9."/>
+      <w:lvlJc w:val="left"/>
+      <w:pPr>
+        <w:tabs>
+          <w:tab w:val="num" w:pos="6480"/>
+        </w:tabs>
+        <w:ind w:left="6480" w:hanging="360"/>
+      </w:pPr>
+    </w:lvl>
+  </w:abstractNum>
+  <w:abstractNum w:abstractNumId="10" w15:restartNumberingAfterBreak="0">
     <w:nsid w:val="361F0153"/>
     <w:multiLevelType w:val="multilevel"/>
     <w:tmpl w:val="ED124E20"/>
@@ -3159,7 +3607,7 @@
       </w:rPr>
     </w:lvl>
   </w:abstractNum>
-  <w:abstractNum w:abstractNumId="10" w15:restartNumberingAfterBreak="0">
+  <w:abstractNum w:abstractNumId="11" w15:restartNumberingAfterBreak="0">
     <w:nsid w:val="36BE563B"/>
     <w:multiLevelType w:val="hybridMultilevel"/>
     <w:tmpl w:val="BF68AF6E"/>
@@ -3272,7 +3720,7 @@
       </w:rPr>
     </w:lvl>
   </w:abstractNum>
-  <w:abstractNum w:abstractNumId="11" w15:restartNumberingAfterBreak="0">
+  <w:abstractNum w:abstractNumId="12" w15:restartNumberingAfterBreak="0">
     <w:nsid w:val="3CC3561C"/>
     <w:multiLevelType w:val="multilevel"/>
     <w:tmpl w:val="80BABE7A"/>
@@ -3421,7 +3869,7 @@
       </w:rPr>
     </w:lvl>
   </w:abstractNum>
-  <w:abstractNum w:abstractNumId="12" w15:restartNumberingAfterBreak="0">
+  <w:abstractNum w:abstractNumId="13" w15:restartNumberingAfterBreak="0">
     <w:nsid w:val="4A987ADE"/>
     <w:multiLevelType w:val="multilevel"/>
     <w:tmpl w:val="F94EA876"/>
@@ -3538,7 +3986,7 @@
       </w:pPr>
     </w:lvl>
   </w:abstractNum>
-  <w:abstractNum w:abstractNumId="13" w15:restartNumberingAfterBreak="0">
+  <w:abstractNum w:abstractNumId="14" w15:restartNumberingAfterBreak="0">
     <w:nsid w:val="4CDE33A9"/>
     <w:multiLevelType w:val="hybridMultilevel"/>
     <w:tmpl w:val="4E9E7D6E"/>
@@ -3651,7 +4099,7 @@
       </w:rPr>
     </w:lvl>
   </w:abstractNum>
-  <w:abstractNum w:abstractNumId="14" w15:restartNumberingAfterBreak="0">
+  <w:abstractNum w:abstractNumId="15" w15:restartNumberingAfterBreak="0">
     <w:nsid w:val="4D364BD4"/>
     <w:multiLevelType w:val="hybridMultilevel"/>
     <w:tmpl w:val="96166AB6"/>
@@ -3764,7 +4212,7 @@
       </w:rPr>
     </w:lvl>
   </w:abstractNum>
-  <w:abstractNum w:abstractNumId="15" w15:restartNumberingAfterBreak="0">
+  <w:abstractNum w:abstractNumId="16" w15:restartNumberingAfterBreak="0">
     <w:nsid w:val="4EC1080F"/>
     <w:multiLevelType w:val="hybridMultilevel"/>
     <w:tmpl w:val="BD46B800"/>
@@ -3877,7 +4325,7 @@
       </w:rPr>
     </w:lvl>
   </w:abstractNum>
-  <w:abstractNum w:abstractNumId="16" w15:restartNumberingAfterBreak="0">
+  <w:abstractNum w:abstractNumId="17" w15:restartNumberingAfterBreak="0">
     <w:nsid w:val="547F4621"/>
     <w:multiLevelType w:val="multilevel"/>
     <w:tmpl w:val="37C4CBDA"/>
@@ -4026,7 +4474,7 @@
       </w:rPr>
     </w:lvl>
   </w:abstractNum>
-  <w:abstractNum w:abstractNumId="17" w15:restartNumberingAfterBreak="0">
+  <w:abstractNum w:abstractNumId="18" w15:restartNumberingAfterBreak="0">
     <w:nsid w:val="57355782"/>
     <w:multiLevelType w:val="multilevel"/>
     <w:tmpl w:val="D098E21A"/>
@@ -4143,7 +4591,7 @@
       </w:pPr>
     </w:lvl>
   </w:abstractNum>
-  <w:abstractNum w:abstractNumId="18" w15:restartNumberingAfterBreak="0">
+  <w:abstractNum w:abstractNumId="19" w15:restartNumberingAfterBreak="0">
     <w:nsid w:val="65E268E6"/>
     <w:multiLevelType w:val="hybridMultilevel"/>
     <w:tmpl w:val="218092A0"/>
@@ -4256,7 +4704,7 @@
       </w:rPr>
     </w:lvl>
   </w:abstractNum>
-  <w:abstractNum w:abstractNumId="19" w15:restartNumberingAfterBreak="0">
+  <w:abstractNum w:abstractNumId="20" w15:restartNumberingAfterBreak="0">
     <w:nsid w:val="7ECE7887"/>
     <w:multiLevelType w:val="hybridMultilevel"/>
     <w:tmpl w:val="364093FC"/>
@@ -4369,7 +4817,7 @@
       </w:rPr>
     </w:lvl>
   </w:abstractNum>
-  <w:abstractNum w:abstractNumId="20" w15:restartNumberingAfterBreak="0">
+  <w:abstractNum w:abstractNumId="21" w15:restartNumberingAfterBreak="0">
     <w:nsid w:val="7F582F96"/>
     <w:multiLevelType w:val="multilevel"/>
     <w:tmpl w:val="8D0EEC7A"/>
@@ -4528,10 +4976,10 @@
     <w:abstractNumId w:val="3"/>
   </w:num>
   <w:num w:numId="4" w16cid:durableId="2079084243">
-    <w:abstractNumId w:val="11"/>
+    <w:abstractNumId w:val="12"/>
   </w:num>
   <w:num w:numId="5" w16cid:durableId="1035427820">
-    <w:abstractNumId w:val="9"/>
+    <w:abstractNumId w:val="10"/>
   </w:num>
   <w:num w:numId="6" w16cid:durableId="153499122">
     <w:abstractNumId w:val="7"/>
@@ -4540,46 +4988,49 @@
     <w:abstractNumId w:val="2"/>
   </w:num>
   <w:num w:numId="8" w16cid:durableId="1178157540">
-    <w:abstractNumId w:val="19"/>
+    <w:abstractNumId w:val="20"/>
   </w:num>
   <w:num w:numId="9" w16cid:durableId="2109736835">
-    <w:abstractNumId w:val="14"/>
+    <w:abstractNumId w:val="15"/>
   </w:num>
   <w:num w:numId="10" w16cid:durableId="961572342">
     <w:abstractNumId w:val="8"/>
   </w:num>
   <w:num w:numId="11" w16cid:durableId="1877890326">
-    <w:abstractNumId w:val="18"/>
+    <w:abstractNumId w:val="19"/>
   </w:num>
   <w:num w:numId="12" w16cid:durableId="10499857">
-    <w:abstractNumId w:val="13"/>
+    <w:abstractNumId w:val="14"/>
   </w:num>
   <w:num w:numId="13" w16cid:durableId="741634697">
-    <w:abstractNumId w:val="15"/>
+    <w:abstractNumId w:val="16"/>
   </w:num>
   <w:num w:numId="14" w16cid:durableId="393894855">
-    <w:abstractNumId w:val="10"/>
+    <w:abstractNumId w:val="11"/>
   </w:num>
   <w:num w:numId="15" w16cid:durableId="582682814">
     <w:abstractNumId w:val="0"/>
   </w:num>
   <w:num w:numId="16" w16cid:durableId="1975061100">
-    <w:abstractNumId w:val="16"/>
+    <w:abstractNumId w:val="17"/>
   </w:num>
   <w:num w:numId="17" w16cid:durableId="1530484021">
-    <w:abstractNumId w:val="20"/>
+    <w:abstractNumId w:val="21"/>
   </w:num>
   <w:num w:numId="18" w16cid:durableId="1890726360">
     <w:abstractNumId w:val="1"/>
   </w:num>
   <w:num w:numId="19" w16cid:durableId="1373652190">
-    <w:abstractNumId w:val="17"/>
+    <w:abstractNumId w:val="18"/>
   </w:num>
   <w:num w:numId="20" w16cid:durableId="553155760">
-    <w:abstractNumId w:val="12"/>
+    <w:abstractNumId w:val="13"/>
   </w:num>
   <w:num w:numId="21" w16cid:durableId="1547642230">
     <w:abstractNumId w:val="4"/>
+  </w:num>
+  <w:num w:numId="22" w16cid:durableId="1473868745">
+    <w:abstractNumId w:val="9"/>
   </w:num>
 </w:numbering>
 </file>

--- a/Proyecto Integrador nivel II.docx
+++ b/Proyecto Integrador nivel II.docx
@@ -993,6 +993,16 @@
     </w:p>
     <w:p>
       <w:pPr>
+        <w:pStyle w:val="Prrafodelista"/>
+        <w:spacing w:after="0"/>
+        <w:rPr>
+          <w:sz w:val="24"/>
+          <w:szCs w:val="24"/>
+        </w:rPr>
+      </w:pPr>
+    </w:p>
+    <w:p>
+      <w:pPr>
         <w:spacing w:after="0"/>
         <w:rPr>
           <w:b/>
@@ -1037,6 +1047,17 @@
         </w:rPr>
         <w:t>.</w:t>
       </w:r>
+    </w:p>
+    <w:p>
+      <w:pPr>
+        <w:spacing w:after="0"/>
+        <w:rPr>
+          <w:b/>
+          <w:bCs/>
+          <w:sz w:val="24"/>
+          <w:szCs w:val="24"/>
+        </w:rPr>
+      </w:pPr>
     </w:p>
     <w:p>
       <w:pPr>
@@ -1286,6 +1307,7 @@
           <w:sz w:val="24"/>
           <w:szCs w:val="24"/>
         </w:rPr>
+        <w:lastRenderedPageBreak/>
         <w:t xml:space="preserve">Documento de Integración Conceptual (En el README.md): Deben redactar un apartado detallando cómo este análisis de datos está conectado con el </w:t>
       </w:r>
       <w:proofErr w:type="spellStart"/>
@@ -1318,7 +1340,7 @@
           <w:sz w:val="24"/>
           <w:szCs w:val="24"/>
         </w:rPr>
-        <w:t xml:space="preserve"> del proyecto. ¿Qué preguntas responde? ¿El análisis de datos que aporta al proyecto?</w:t>
+        <w:t xml:space="preserve"> del proyecto. </w:t>
       </w:r>
     </w:p>
     <w:p>
@@ -5638,6 +5660,7 @@
   <w:style w:type="character" w:default="1" w:styleId="Fuentedeprrafopredeter">
     <w:name w:val="Default Paragraph Font"/>
     <w:uiPriority w:val="1"/>
+    <w:semiHidden/>
     <w:unhideWhenUsed/>
   </w:style>
   <w:style w:type="table" w:default="1" w:styleId="Tablanormal">
